--- a/templates/ABSEN_template.docx
+++ b/templates/ABSEN_template.docx
@@ -193,14 +193,6 @@
                 <w:rFonts w:ascii="Arial" w:hAnsi="Arial" w:cs="Arial"/>
               </w:rPr>
             </w:pPr>
-            <w:r>
-              <w:rPr>
-                <w:rFonts w:ascii="Arial" w:hAnsi="Arial" w:cs="Arial"/>
-                <w:sz w:val="24"/>
-                <w:szCs w:val="24"/>
-              </w:rPr>
-              <w:t>{{jam}}</w:t>
-            </w:r>
             <w:r>
               <w:rPr>
                 <w:rFonts w:ascii="Arial" w:hAnsi="Arial" w:cs="Arial"/>

--- a/templates/ABSEN_template.docx
+++ b/templates/ABSEN_template.docx
@@ -115,7 +115,7 @@
                 <w:sz w:val="24"/>
                 <w:szCs w:val="24"/>
               </w:rPr>
-              <w:t>{{hari}}</w:t>
+              <w:t xml:space="preserve">{{hari}} </w:t>
             </w:r>
             <w:r>
               <w:rPr>
@@ -196,10 +196,8 @@
             <w:r>
               <w:rPr>
                 <w:rFonts w:ascii="Arial" w:hAnsi="Arial" w:cs="Arial"/>
-                <w:sz w:val="24"/>
-                <w:szCs w:val="24"/>
-              </w:rPr>
-              <w:t xml:space="preserve"> </w:t>
+              </w:rPr>
+              <w:t xml:space="preserve">{{jam}} </w:t>
             </w:r>
             <w:r>
               <w:rPr>

--- a/templates/ABSEN_template.docx
+++ b/templates/ABSEN_template.docx
@@ -44,12 +44,12 @@
         <w:tblLook w:val="04A0" w:firstRow="1" w:lastRow="0" w:firstColumn="1" w:lastColumn="0" w:noHBand="0" w:noVBand="1"/>
       </w:tblPr>
       <w:tblGrid>
-        <w:gridCol w:w="559"/>
-        <w:gridCol w:w="1137"/>
-        <w:gridCol w:w="709"/>
-        <w:gridCol w:w="1843"/>
-        <w:gridCol w:w="3544"/>
-        <w:gridCol w:w="2131"/>
+        <w:gridCol w:w="581"/>
+        <w:gridCol w:w="1136"/>
+        <w:gridCol w:w="708"/>
+        <w:gridCol w:w="1838"/>
+        <w:gridCol w:w="3537"/>
+        <w:gridCol w:w="2128"/>
         <w:gridCol w:w="137"/>
       </w:tblGrid>
       <w:tr>
@@ -59,7 +59,7 @@
         </w:trPr>
         <w:tc>
           <w:tcPr>
-            <w:tcW w:w="1696" w:type="dxa"/>
+            <w:tcW w:w="1717" w:type="dxa"/>
             <w:gridSpan w:val="2"/>
           </w:tcPr>
           <w:p>
@@ -79,7 +79,7 @@
         </w:tc>
         <w:tc>
           <w:tcPr>
-            <w:tcW w:w="709" w:type="dxa"/>
+            <w:tcW w:w="708" w:type="dxa"/>
           </w:tcPr>
           <w:p>
             <w:pPr>
@@ -99,7 +99,7 @@
         </w:tc>
         <w:tc>
           <w:tcPr>
-            <w:tcW w:w="7518" w:type="dxa"/>
+            <w:tcW w:w="7503" w:type="dxa"/>
             <w:gridSpan w:val="3"/>
           </w:tcPr>
           <w:p>
@@ -175,7 +175,7 @@
         </w:trPr>
         <w:tc>
           <w:tcPr>
-            <w:tcW w:w="1696" w:type="dxa"/>
+            <w:tcW w:w="1717" w:type="dxa"/>
             <w:gridSpan w:val="2"/>
           </w:tcPr>
           <w:p>
@@ -195,7 +195,7 @@
         </w:tc>
         <w:tc>
           <w:tcPr>
-            <w:tcW w:w="709" w:type="dxa"/>
+            <w:tcW w:w="708" w:type="dxa"/>
           </w:tcPr>
           <w:p>
             <w:pPr>
@@ -215,7 +215,7 @@
         </w:tc>
         <w:tc>
           <w:tcPr>
-            <w:tcW w:w="7518" w:type="dxa"/>
+            <w:tcW w:w="7503" w:type="dxa"/>
             <w:gridSpan w:val="3"/>
           </w:tcPr>
           <w:p>
@@ -253,7 +253,7 @@
         </w:trPr>
         <w:tc>
           <w:tcPr>
-            <w:tcW w:w="1696" w:type="dxa"/>
+            <w:tcW w:w="1717" w:type="dxa"/>
             <w:gridSpan w:val="2"/>
           </w:tcPr>
           <w:p>
@@ -273,7 +273,7 @@
         </w:tc>
         <w:tc>
           <w:tcPr>
-            <w:tcW w:w="709" w:type="dxa"/>
+            <w:tcW w:w="708" w:type="dxa"/>
           </w:tcPr>
           <w:p>
             <w:pPr>
@@ -293,7 +293,7 @@
         </w:tc>
         <w:tc>
           <w:tcPr>
-            <w:tcW w:w="7518" w:type="dxa"/>
+            <w:tcW w:w="7503" w:type="dxa"/>
             <w:gridSpan w:val="3"/>
           </w:tcPr>
           <w:p>
@@ -319,7 +319,7 @@
         </w:trPr>
         <w:tc>
           <w:tcPr>
-            <w:tcW w:w="1696" w:type="dxa"/>
+            <w:tcW w:w="1717" w:type="dxa"/>
             <w:gridSpan w:val="2"/>
           </w:tcPr>
           <w:p>
@@ -339,7 +339,7 @@
         </w:tc>
         <w:tc>
           <w:tcPr>
-            <w:tcW w:w="709" w:type="dxa"/>
+            <w:tcW w:w="708" w:type="dxa"/>
           </w:tcPr>
           <w:p>
             <w:pPr>
@@ -359,7 +359,7 @@
         </w:tc>
         <w:tc>
           <w:tcPr>
-            <w:tcW w:w="7518" w:type="dxa"/>
+            <w:tcW w:w="7503" w:type="dxa"/>
             <w:gridSpan w:val="3"/>
           </w:tcPr>
           <w:p>
@@ -408,7 +408,7 @@
         </w:trPr>
         <w:tc>
           <w:tcPr>
-            <w:tcW w:w="559" w:type="dxa"/>
+            <w:tcW w:w="581" w:type="dxa"/>
             <w:vAlign w:val="center"/>
           </w:tcPr>
           <w:p>
@@ -432,7 +432,7 @@
         </w:tc>
         <w:tc>
           <w:tcPr>
-            <w:tcW w:w="3689" w:type="dxa"/>
+            <w:tcW w:w="3682" w:type="dxa"/>
             <w:gridSpan w:val="3"/>
             <w:vAlign w:val="center"/>
           </w:tcPr>
@@ -457,7 +457,7 @@
         </w:tc>
         <w:tc>
           <w:tcPr>
-            <w:tcW w:w="3544" w:type="dxa"/>
+            <w:tcW w:w="3537" w:type="dxa"/>
             <w:vAlign w:val="center"/>
           </w:tcPr>
           <w:p>
@@ -481,7 +481,7 @@
         </w:tc>
         <w:tc>
           <w:tcPr>
-            <w:tcW w:w="2263" w:type="dxa"/>
+            <w:tcW w:w="2265" w:type="dxa"/>
             <w:gridSpan w:val="2"/>
             <w:vAlign w:val="center"/>
           </w:tcPr>
@@ -521,7 +521,7 @@
         </w:trPr>
         <w:tc>
           <w:tcPr>
-            <w:tcW w:w="559" w:type="dxa"/>
+            <w:tcW w:w="581" w:type="dxa"/>
             <w:vAlign w:val="center"/>
           </w:tcPr>
           <w:p>
@@ -529,21 +529,21 @@
               <w:jc w:val="center"/>
               <w:rPr>
                 <w:rFonts w:ascii="Arial" w:hAnsi="Arial" w:cs="Arial"/>
-                <w:b/>
-                <w:bCs/>
               </w:rPr>
             </w:pPr>
             <w:r>
               <w:rPr>
                 <w:rFonts w:ascii="Arial" w:hAnsi="Arial" w:cs="Arial"/>
-              </w:rPr>
-              <w:t>1</w:t>
+                <w:sz w:val="8"/>
+                <w:szCs w:val="8"/>
+              </w:rPr>
+              <w:t>{#peserta} [[no]]</w:t>
             </w:r>
           </w:p>
         </w:tc>
         <w:tc>
           <w:tcPr>
-            <w:tcW w:w="3689" w:type="dxa"/>
+            <w:tcW w:w="3682" w:type="dxa"/>
             <w:gridSpan w:val="3"/>
             <w:vAlign w:val="center"/>
           </w:tcPr>
@@ -557,13 +557,13 @@
               <w:rPr>
                 <w:rFonts w:ascii="Arial" w:hAnsi="Arial" w:cs="Arial"/>
               </w:rPr>
-              <w:t>ISKANDAR, S.Sos.</w:t>
+              <w:t>[[nama]]</w:t>
             </w:r>
           </w:p>
         </w:tc>
         <w:tc>
           <w:tcPr>
-            <w:tcW w:w="3544" w:type="dxa"/>
+            <w:tcW w:w="3537" w:type="dxa"/>
             <w:vAlign w:val="center"/>
           </w:tcPr>
           <w:p>
@@ -577,13 +577,13 @@
               <w:rPr>
                 <w:rFonts w:ascii="Arial" w:hAnsi="Arial" w:cs="Arial"/>
               </w:rPr>
-              <w:t>Ketua</w:t>
+              <w:t>[[jabatan]]</w:t>
             </w:r>
           </w:p>
         </w:tc>
         <w:tc>
           <w:tcPr>
-            <w:tcW w:w="2263" w:type="dxa"/>
+            <w:tcW w:w="2265" w:type="dxa"/>
             <w:gridSpan w:val="2"/>
             <w:vAlign w:val="center"/>
           </w:tcPr>
@@ -597,1161 +597,7 @@
               <w:rPr>
                 <w:rFonts w:ascii="Arial" w:hAnsi="Arial" w:cs="Arial"/>
               </w:rPr>
-              <w:t>1</w:t>
-            </w:r>
-          </w:p>
-        </w:tc>
-      </w:tr>
-      <w:tr>
-        <w:tblPrEx>
-          <w:tblBorders>
-            <w:top w:val="single" w:sz="4" w:space="0" w:color="auto"/>
-            <w:left w:val="single" w:sz="4" w:space="0" w:color="auto"/>
-            <w:bottom w:val="single" w:sz="4" w:space="0" w:color="auto"/>
-            <w:right w:val="single" w:sz="4" w:space="0" w:color="auto"/>
-            <w:insideH w:val="single" w:sz="4" w:space="0" w:color="auto"/>
-            <w:insideV w:val="single" w:sz="4" w:space="0" w:color="auto"/>
-          </w:tblBorders>
-        </w:tblPrEx>
-        <w:trPr>
-          <w:trHeight w:val="696"/>
-        </w:trPr>
-        <w:tc>
-          <w:tcPr>
-            <w:tcW w:w="559" w:type="dxa"/>
-            <w:vAlign w:val="center"/>
-          </w:tcPr>
-          <w:p>
-            <w:pPr>
-              <w:jc w:val="center"/>
-              <w:rPr>
-                <w:rFonts w:ascii="Arial" w:hAnsi="Arial" w:cs="Arial"/>
-                <w:b/>
-                <w:bCs/>
-              </w:rPr>
-            </w:pPr>
-            <w:r>
-              <w:rPr>
-                <w:rFonts w:ascii="Arial" w:hAnsi="Arial" w:cs="Arial"/>
-              </w:rPr>
-              <w:t>2</w:t>
-            </w:r>
-          </w:p>
-        </w:tc>
-        <w:tc>
-          <w:tcPr>
-            <w:tcW w:w="3689" w:type="dxa"/>
-            <w:gridSpan w:val="3"/>
-            <w:vAlign w:val="center"/>
-          </w:tcPr>
-          <w:p>
-            <w:pPr>
-              <w:rPr>
-                <w:rFonts w:ascii="Arial" w:hAnsi="Arial" w:cs="Arial"/>
-              </w:rPr>
-            </w:pPr>
-            <w:r>
-              <w:rPr>
-                <w:rFonts w:ascii="Arial" w:hAnsi="Arial" w:cs="Arial"/>
-              </w:rPr>
-              <w:t>DARKASYI ABDUL HAMID, S.Pd.</w:t>
-            </w:r>
-          </w:p>
-        </w:tc>
-        <w:tc>
-          <w:tcPr>
-            <w:tcW w:w="3544" w:type="dxa"/>
-            <w:vAlign w:val="center"/>
-          </w:tcPr>
-          <w:p>
-            <w:pPr>
-              <w:jc w:val="center"/>
-              <w:rPr>
-                <w:rFonts w:ascii="Arial" w:hAnsi="Arial" w:cs="Arial"/>
-              </w:rPr>
-            </w:pPr>
-            <w:r>
-              <w:rPr>
-                <w:rFonts w:ascii="Arial" w:hAnsi="Arial" w:cs="Arial"/>
-              </w:rPr>
-              <w:t>Anggota</w:t>
-            </w:r>
-          </w:p>
-        </w:tc>
-        <w:tc>
-          <w:tcPr>
-            <w:tcW w:w="2263" w:type="dxa"/>
-            <w:gridSpan w:val="2"/>
-            <w:vAlign w:val="center"/>
-          </w:tcPr>
-          <w:p>
-            <w:pPr>
-              <w:jc w:val="center"/>
-              <w:rPr>
-                <w:rFonts w:ascii="Arial" w:hAnsi="Arial" w:cs="Arial"/>
-              </w:rPr>
-            </w:pPr>
-            <w:r>
-              <w:rPr>
-                <w:rFonts w:ascii="Arial" w:hAnsi="Arial" w:cs="Arial"/>
-              </w:rPr>
-              <w:t>2</w:t>
-            </w:r>
-          </w:p>
-        </w:tc>
-      </w:tr>
-      <w:tr>
-        <w:tblPrEx>
-          <w:tblBorders>
-            <w:top w:val="single" w:sz="4" w:space="0" w:color="auto"/>
-            <w:left w:val="single" w:sz="4" w:space="0" w:color="auto"/>
-            <w:bottom w:val="single" w:sz="4" w:space="0" w:color="auto"/>
-            <w:right w:val="single" w:sz="4" w:space="0" w:color="auto"/>
-            <w:insideH w:val="single" w:sz="4" w:space="0" w:color="auto"/>
-            <w:insideV w:val="single" w:sz="4" w:space="0" w:color="auto"/>
-          </w:tblBorders>
-        </w:tblPrEx>
-        <w:trPr>
-          <w:trHeight w:val="759"/>
-        </w:trPr>
-        <w:tc>
-          <w:tcPr>
-            <w:tcW w:w="559" w:type="dxa"/>
-            <w:vAlign w:val="center"/>
-          </w:tcPr>
-          <w:p>
-            <w:pPr>
-              <w:jc w:val="center"/>
-              <w:rPr>
-                <w:rFonts w:ascii="Arial" w:hAnsi="Arial" w:cs="Arial"/>
-                <w:b/>
-                <w:bCs/>
-              </w:rPr>
-            </w:pPr>
-            <w:r>
-              <w:rPr>
-                <w:rFonts w:ascii="Arial" w:hAnsi="Arial" w:cs="Arial"/>
-              </w:rPr>
-              <w:t>3</w:t>
-            </w:r>
-          </w:p>
-        </w:tc>
-        <w:tc>
-          <w:tcPr>
-            <w:tcW w:w="3689" w:type="dxa"/>
-            <w:gridSpan w:val="3"/>
-            <w:vAlign w:val="center"/>
-          </w:tcPr>
-          <w:p>
-            <w:pPr>
-              <w:rPr>
-                <w:rFonts w:ascii="Arial" w:hAnsi="Arial" w:cs="Arial"/>
-              </w:rPr>
-            </w:pPr>
-            <w:r>
-              <w:rPr>
-                <w:rFonts w:ascii="Arial" w:hAnsi="Arial" w:cs="Arial"/>
-              </w:rPr>
-              <w:t>ABDULLAH, S.Sos.</w:t>
-            </w:r>
-          </w:p>
-        </w:tc>
-        <w:tc>
-          <w:tcPr>
-            <w:tcW w:w="3544" w:type="dxa"/>
-            <w:vAlign w:val="center"/>
-          </w:tcPr>
-          <w:p>
-            <w:pPr>
-              <w:jc w:val="center"/>
-              <w:rPr>
-                <w:rFonts w:ascii="Arial" w:hAnsi="Arial" w:cs="Arial"/>
-              </w:rPr>
-            </w:pPr>
-            <w:r>
-              <w:rPr>
-                <w:rFonts w:ascii="Arial" w:hAnsi="Arial" w:cs="Arial"/>
-              </w:rPr>
-              <w:t>Anggota</w:t>
-            </w:r>
-          </w:p>
-        </w:tc>
-        <w:tc>
-          <w:tcPr>
-            <w:tcW w:w="2263" w:type="dxa"/>
-            <w:gridSpan w:val="2"/>
-            <w:vAlign w:val="center"/>
-          </w:tcPr>
-          <w:p>
-            <w:pPr>
-              <w:rPr>
-                <w:rFonts w:ascii="Arial" w:hAnsi="Arial" w:cs="Arial"/>
-              </w:rPr>
-            </w:pPr>
-            <w:r>
-              <w:rPr>
-                <w:rFonts w:ascii="Arial" w:hAnsi="Arial" w:cs="Arial"/>
-              </w:rPr>
-              <w:t>3</w:t>
-            </w:r>
-          </w:p>
-        </w:tc>
-      </w:tr>
-      <w:tr>
-        <w:tblPrEx>
-          <w:tblBorders>
-            <w:top w:val="single" w:sz="4" w:space="0" w:color="auto"/>
-            <w:left w:val="single" w:sz="4" w:space="0" w:color="auto"/>
-            <w:bottom w:val="single" w:sz="4" w:space="0" w:color="auto"/>
-            <w:right w:val="single" w:sz="4" w:space="0" w:color="auto"/>
-            <w:insideH w:val="single" w:sz="4" w:space="0" w:color="auto"/>
-            <w:insideV w:val="single" w:sz="4" w:space="0" w:color="auto"/>
-          </w:tblBorders>
-        </w:tblPrEx>
-        <w:trPr>
-          <w:trHeight w:val="756"/>
-        </w:trPr>
-        <w:tc>
-          <w:tcPr>
-            <w:tcW w:w="559" w:type="dxa"/>
-            <w:vAlign w:val="center"/>
-          </w:tcPr>
-          <w:p>
-            <w:pPr>
-              <w:jc w:val="center"/>
-              <w:rPr>
-                <w:rFonts w:ascii="Arial" w:hAnsi="Arial" w:cs="Arial"/>
-                <w:b/>
-                <w:bCs/>
-              </w:rPr>
-            </w:pPr>
-            <w:r>
-              <w:rPr>
-                <w:rFonts w:ascii="Arial" w:hAnsi="Arial" w:cs="Arial"/>
-              </w:rPr>
-              <w:t>4</w:t>
-            </w:r>
-          </w:p>
-        </w:tc>
-        <w:tc>
-          <w:tcPr>
-            <w:tcW w:w="3689" w:type="dxa"/>
-            <w:gridSpan w:val="3"/>
-            <w:vAlign w:val="center"/>
-          </w:tcPr>
-          <w:p>
-            <w:pPr>
-              <w:rPr>
-                <w:rFonts w:ascii="Arial" w:hAnsi="Arial" w:cs="Arial"/>
-              </w:rPr>
-            </w:pPr>
-            <w:r>
-              <w:rPr>
-                <w:rFonts w:ascii="Arial" w:hAnsi="Arial" w:cs="Arial"/>
-              </w:rPr>
-              <w:t>MASRUR, MA.</w:t>
-            </w:r>
-          </w:p>
-        </w:tc>
-        <w:tc>
-          <w:tcPr>
-            <w:tcW w:w="3544" w:type="dxa"/>
-            <w:vAlign w:val="center"/>
-          </w:tcPr>
-          <w:p>
-            <w:pPr>
-              <w:jc w:val="center"/>
-              <w:rPr>
-                <w:rFonts w:ascii="Arial" w:hAnsi="Arial" w:cs="Arial"/>
-              </w:rPr>
-            </w:pPr>
-            <w:r>
-              <w:rPr>
-                <w:rFonts w:ascii="Arial" w:hAnsi="Arial" w:cs="Arial"/>
-              </w:rPr>
-              <w:t>Anggota</w:t>
-            </w:r>
-          </w:p>
-        </w:tc>
-        <w:tc>
-          <w:tcPr>
-            <w:tcW w:w="2263" w:type="dxa"/>
-            <w:gridSpan w:val="2"/>
-            <w:vAlign w:val="center"/>
-          </w:tcPr>
-          <w:p>
-            <w:pPr>
-              <w:jc w:val="center"/>
-              <w:rPr>
-                <w:rFonts w:ascii="Arial" w:hAnsi="Arial" w:cs="Arial"/>
-              </w:rPr>
-            </w:pPr>
-            <w:r>
-              <w:rPr>
-                <w:rFonts w:ascii="Arial" w:hAnsi="Arial" w:cs="Arial"/>
-              </w:rPr>
-              <w:t>4</w:t>
-            </w:r>
-          </w:p>
-        </w:tc>
-      </w:tr>
-      <w:tr>
-        <w:tblPrEx>
-          <w:tblBorders>
-            <w:top w:val="single" w:sz="4" w:space="0" w:color="auto"/>
-            <w:left w:val="single" w:sz="4" w:space="0" w:color="auto"/>
-            <w:bottom w:val="single" w:sz="4" w:space="0" w:color="auto"/>
-            <w:right w:val="single" w:sz="4" w:space="0" w:color="auto"/>
-            <w:insideH w:val="single" w:sz="4" w:space="0" w:color="auto"/>
-            <w:insideV w:val="single" w:sz="4" w:space="0" w:color="auto"/>
-          </w:tblBorders>
-        </w:tblPrEx>
-        <w:trPr>
-          <w:trHeight w:val="781"/>
-        </w:trPr>
-        <w:tc>
-          <w:tcPr>
-            <w:tcW w:w="559" w:type="dxa"/>
-            <w:vAlign w:val="center"/>
-          </w:tcPr>
-          <w:p>
-            <w:pPr>
-              <w:jc w:val="center"/>
-              <w:rPr>
-                <w:rFonts w:ascii="Arial" w:hAnsi="Arial" w:cs="Arial"/>
-                <w:b/>
-                <w:bCs/>
-              </w:rPr>
-            </w:pPr>
-            <w:r>
-              <w:rPr>
-                <w:rFonts w:ascii="Arial" w:hAnsi="Arial" w:cs="Arial"/>
-              </w:rPr>
-              <w:t>5</w:t>
-            </w:r>
-          </w:p>
-        </w:tc>
-        <w:tc>
-          <w:tcPr>
-            <w:tcW w:w="3689" w:type="dxa"/>
-            <w:gridSpan w:val="3"/>
-            <w:vAlign w:val="center"/>
-          </w:tcPr>
-          <w:p>
-            <w:pPr>
-              <w:rPr>
-                <w:rFonts w:ascii="Arial" w:hAnsi="Arial" w:cs="Arial"/>
-              </w:rPr>
-            </w:pPr>
-            <w:r>
-              <w:rPr>
-                <w:rFonts w:ascii="Arial" w:hAnsi="Arial" w:cs="Arial"/>
-              </w:rPr>
-              <w:t>HASMUNIR, SH.</w:t>
-            </w:r>
-          </w:p>
-        </w:tc>
-        <w:tc>
-          <w:tcPr>
-            <w:tcW w:w="3544" w:type="dxa"/>
-            <w:vAlign w:val="center"/>
-          </w:tcPr>
-          <w:p>
-            <w:pPr>
-              <w:jc w:val="center"/>
-              <w:rPr>
-                <w:rFonts w:ascii="Arial" w:hAnsi="Arial" w:cs="Arial"/>
-              </w:rPr>
-            </w:pPr>
-            <w:r>
-              <w:rPr>
-                <w:rFonts w:ascii="Arial" w:hAnsi="Arial" w:cs="Arial"/>
-              </w:rPr>
-              <w:t>Anggota</w:t>
-            </w:r>
-          </w:p>
-        </w:tc>
-        <w:tc>
-          <w:tcPr>
-            <w:tcW w:w="2263" w:type="dxa"/>
-            <w:gridSpan w:val="2"/>
-            <w:vAlign w:val="center"/>
-          </w:tcPr>
-          <w:p>
-            <w:pPr>
-              <w:rPr>
-                <w:rFonts w:ascii="Arial" w:hAnsi="Arial" w:cs="Arial"/>
-              </w:rPr>
-            </w:pPr>
-            <w:r>
-              <w:rPr>
-                <w:rFonts w:ascii="Arial" w:hAnsi="Arial" w:cs="Arial"/>
-              </w:rPr>
-              <w:t>5</w:t>
-            </w:r>
-          </w:p>
-        </w:tc>
-      </w:tr>
-      <w:tr>
-        <w:tblPrEx>
-          <w:tblBorders>
-            <w:top w:val="single" w:sz="4" w:space="0" w:color="auto"/>
-            <w:left w:val="single" w:sz="4" w:space="0" w:color="auto"/>
-            <w:bottom w:val="single" w:sz="4" w:space="0" w:color="auto"/>
-            <w:right w:val="single" w:sz="4" w:space="0" w:color="auto"/>
-            <w:insideH w:val="single" w:sz="4" w:space="0" w:color="auto"/>
-            <w:insideV w:val="single" w:sz="4" w:space="0" w:color="auto"/>
-          </w:tblBorders>
-        </w:tblPrEx>
-        <w:trPr>
-          <w:trHeight w:val="793"/>
-        </w:trPr>
-        <w:tc>
-          <w:tcPr>
-            <w:tcW w:w="559" w:type="dxa"/>
-            <w:vAlign w:val="center"/>
-          </w:tcPr>
-          <w:p>
-            <w:pPr>
-              <w:jc w:val="center"/>
-              <w:rPr>
-                <w:rFonts w:ascii="Arial" w:hAnsi="Arial" w:cs="Arial"/>
-              </w:rPr>
-            </w:pPr>
-            <w:r>
-              <w:rPr>
-                <w:rFonts w:ascii="Arial" w:hAnsi="Arial" w:cs="Arial"/>
-              </w:rPr>
-              <w:t>6</w:t>
-            </w:r>
-          </w:p>
-        </w:tc>
-        <w:tc>
-          <w:tcPr>
-            <w:tcW w:w="3689" w:type="dxa"/>
-            <w:gridSpan w:val="3"/>
-            <w:vAlign w:val="center"/>
-          </w:tcPr>
-          <w:p>
-            <w:pPr>
-              <w:rPr>
-                <w:rFonts w:ascii="Arial" w:hAnsi="Arial" w:cs="Arial"/>
-              </w:rPr>
-            </w:pPr>
-            <w:r>
-              <w:rPr>
-                <w:rFonts w:ascii="Arial" w:hAnsi="Arial" w:cs="Arial"/>
-              </w:rPr>
-              <w:t>ISWANDI, S.Sos.</w:t>
-            </w:r>
-          </w:p>
-        </w:tc>
-        <w:tc>
-          <w:tcPr>
-            <w:tcW w:w="3544" w:type="dxa"/>
-            <w:vAlign w:val="center"/>
-          </w:tcPr>
-          <w:p>
-            <w:pPr>
-              <w:jc w:val="center"/>
-              <w:rPr>
-                <w:rFonts w:ascii="Arial" w:hAnsi="Arial" w:cs="Arial"/>
-              </w:rPr>
-            </w:pPr>
-            <w:r>
-              <w:rPr>
-                <w:rFonts w:ascii="Arial" w:hAnsi="Arial" w:cs="Arial"/>
-              </w:rPr>
-              <w:t>Sekretaris</w:t>
-            </w:r>
-          </w:p>
-        </w:tc>
-        <w:tc>
-          <w:tcPr>
-            <w:tcW w:w="2263" w:type="dxa"/>
-            <w:gridSpan w:val="2"/>
-            <w:vAlign w:val="center"/>
-          </w:tcPr>
-          <w:p>
-            <w:pPr>
-              <w:jc w:val="center"/>
-              <w:rPr>
-                <w:rFonts w:ascii="Arial" w:hAnsi="Arial" w:cs="Arial"/>
-              </w:rPr>
-            </w:pPr>
-            <w:r>
-              <w:rPr>
-                <w:rFonts w:ascii="Arial" w:hAnsi="Arial" w:cs="Arial"/>
-              </w:rPr>
-              <w:t>6</w:t>
-            </w:r>
-          </w:p>
-        </w:tc>
-      </w:tr>
-      <w:tr>
-        <w:tblPrEx>
-          <w:tblBorders>
-            <w:top w:val="single" w:sz="4" w:space="0" w:color="auto"/>
-            <w:left w:val="single" w:sz="4" w:space="0" w:color="auto"/>
-            <w:bottom w:val="single" w:sz="4" w:space="0" w:color="auto"/>
-            <w:right w:val="single" w:sz="4" w:space="0" w:color="auto"/>
-            <w:insideH w:val="single" w:sz="4" w:space="0" w:color="auto"/>
-            <w:insideV w:val="single" w:sz="4" w:space="0" w:color="auto"/>
-          </w:tblBorders>
-        </w:tblPrEx>
-        <w:trPr>
-          <w:trHeight w:val="779"/>
-        </w:trPr>
-        <w:tc>
-          <w:tcPr>
-            <w:tcW w:w="559" w:type="dxa"/>
-            <w:vAlign w:val="center"/>
-          </w:tcPr>
-          <w:p>
-            <w:pPr>
-              <w:jc w:val="center"/>
-              <w:rPr>
-                <w:rFonts w:ascii="Arial" w:hAnsi="Arial" w:cs="Arial"/>
-              </w:rPr>
-            </w:pPr>
-            <w:r>
-              <w:rPr>
-                <w:rFonts w:ascii="Arial" w:hAnsi="Arial" w:cs="Arial"/>
-              </w:rPr>
-              <w:t>7</w:t>
-            </w:r>
-          </w:p>
-        </w:tc>
-        <w:tc>
-          <w:tcPr>
-            <w:tcW w:w="3689" w:type="dxa"/>
-            <w:gridSpan w:val="3"/>
-            <w:vAlign w:val="center"/>
-          </w:tcPr>
-          <w:p>
-            <w:pPr>
-              <w:rPr>
-                <w:rFonts w:ascii="Arial" w:hAnsi="Arial" w:cs="Arial"/>
-              </w:rPr>
-            </w:pPr>
-            <w:r>
-              <w:rPr>
-                <w:rFonts w:ascii="Arial" w:hAnsi="Arial" w:cs="Arial"/>
-              </w:rPr>
-              <w:t>DAHLAN, A.Md.</w:t>
-            </w:r>
-          </w:p>
-        </w:tc>
-        <w:tc>
-          <w:tcPr>
-            <w:tcW w:w="3544" w:type="dxa"/>
-            <w:vAlign w:val="center"/>
-          </w:tcPr>
-          <w:p>
-            <w:pPr>
-              <w:jc w:val="center"/>
-              <w:rPr>
-                <w:rFonts w:ascii="Arial" w:hAnsi="Arial" w:cs="Arial"/>
-              </w:rPr>
-            </w:pPr>
-            <w:r>
-              <w:rPr>
-                <w:rFonts w:ascii="Arial" w:hAnsi="Arial" w:cs="Arial"/>
-              </w:rPr>
-              <w:t>Kasubbag Keuangan, Umum, dan Logistik</w:t>
-            </w:r>
-          </w:p>
-        </w:tc>
-        <w:tc>
-          <w:tcPr>
-            <w:tcW w:w="2263" w:type="dxa"/>
-            <w:gridSpan w:val="2"/>
-            <w:vAlign w:val="center"/>
-          </w:tcPr>
-          <w:p>
-            <w:pPr>
-              <w:rPr>
-                <w:rFonts w:ascii="Arial" w:hAnsi="Arial" w:cs="Arial"/>
-              </w:rPr>
-            </w:pPr>
-            <w:r>
-              <w:rPr>
-                <w:rFonts w:ascii="Arial" w:hAnsi="Arial" w:cs="Arial"/>
-              </w:rPr>
-              <w:t>7</w:t>
-            </w:r>
-          </w:p>
-        </w:tc>
-      </w:tr>
-      <w:tr>
-        <w:tblPrEx>
-          <w:tblBorders>
-            <w:top w:val="single" w:sz="4" w:space="0" w:color="auto"/>
-            <w:left w:val="single" w:sz="4" w:space="0" w:color="auto"/>
-            <w:bottom w:val="single" w:sz="4" w:space="0" w:color="auto"/>
-            <w:right w:val="single" w:sz="4" w:space="0" w:color="auto"/>
-            <w:insideH w:val="single" w:sz="4" w:space="0" w:color="auto"/>
-            <w:insideV w:val="single" w:sz="4" w:space="0" w:color="auto"/>
-          </w:tblBorders>
-        </w:tblPrEx>
-        <w:trPr>
-          <w:trHeight w:val="825"/>
-        </w:trPr>
-        <w:tc>
-          <w:tcPr>
-            <w:tcW w:w="559" w:type="dxa"/>
-            <w:vAlign w:val="center"/>
-          </w:tcPr>
-          <w:p>
-            <w:pPr>
-              <w:jc w:val="center"/>
-              <w:rPr>
-                <w:rFonts w:ascii="Arial" w:hAnsi="Arial" w:cs="Arial"/>
-              </w:rPr>
-            </w:pPr>
-            <w:r>
-              <w:rPr>
-                <w:rFonts w:ascii="Arial" w:hAnsi="Arial" w:cs="Arial"/>
-              </w:rPr>
-              <w:t>8</w:t>
-            </w:r>
-          </w:p>
-        </w:tc>
-        <w:tc>
-          <w:tcPr>
-            <w:tcW w:w="3689" w:type="dxa"/>
-            <w:gridSpan w:val="3"/>
-            <w:vAlign w:val="center"/>
-          </w:tcPr>
-          <w:p>
-            <w:pPr>
-              <w:rPr>
-                <w:rFonts w:ascii="Arial" w:hAnsi="Arial" w:cs="Arial"/>
-              </w:rPr>
-            </w:pPr>
-            <w:r>
-              <w:rPr>
-                <w:rFonts w:ascii="Arial" w:hAnsi="Arial" w:cs="Arial"/>
-              </w:rPr>
-              <w:t>MASYKUR, S.Pd.I.</w:t>
-            </w:r>
-          </w:p>
-        </w:tc>
-        <w:tc>
-          <w:tcPr>
-            <w:tcW w:w="3544" w:type="dxa"/>
-            <w:vAlign w:val="center"/>
-          </w:tcPr>
-          <w:p>
-            <w:pPr>
-              <w:jc w:val="center"/>
-              <w:rPr>
-                <w:rFonts w:ascii="Arial" w:hAnsi="Arial" w:cs="Arial"/>
-              </w:rPr>
-            </w:pPr>
-            <w:r>
-              <w:rPr>
-                <w:rFonts w:ascii="Arial" w:hAnsi="Arial" w:cs="Arial"/>
-              </w:rPr>
-              <w:t>Kasubbag Perencanaan, Data dan Informasi</w:t>
-            </w:r>
-          </w:p>
-        </w:tc>
-        <w:tc>
-          <w:tcPr>
-            <w:tcW w:w="2263" w:type="dxa"/>
-            <w:gridSpan w:val="2"/>
-            <w:vAlign w:val="center"/>
-          </w:tcPr>
-          <w:p>
-            <w:pPr>
-              <w:jc w:val="center"/>
-              <w:rPr>
-                <w:rFonts w:ascii="Arial" w:hAnsi="Arial" w:cs="Arial"/>
-              </w:rPr>
-            </w:pPr>
-            <w:r>
-              <w:rPr>
-                <w:rFonts w:ascii="Arial" w:hAnsi="Arial" w:cs="Arial"/>
-              </w:rPr>
-              <w:t>8</w:t>
-            </w:r>
-          </w:p>
-        </w:tc>
-      </w:tr>
-      <w:tr>
-        <w:tblPrEx>
-          <w:tblBorders>
-            <w:top w:val="single" w:sz="4" w:space="0" w:color="auto"/>
-            <w:left w:val="single" w:sz="4" w:space="0" w:color="auto"/>
-            <w:bottom w:val="single" w:sz="4" w:space="0" w:color="auto"/>
-            <w:right w:val="single" w:sz="4" w:space="0" w:color="auto"/>
-            <w:insideH w:val="single" w:sz="4" w:space="0" w:color="auto"/>
-            <w:insideV w:val="single" w:sz="4" w:space="0" w:color="auto"/>
-          </w:tblBorders>
-        </w:tblPrEx>
-        <w:trPr>
-          <w:trHeight w:val="670"/>
-        </w:trPr>
-        <w:tc>
-          <w:tcPr>
-            <w:tcW w:w="559" w:type="dxa"/>
-            <w:vAlign w:val="center"/>
-          </w:tcPr>
-          <w:p>
-            <w:pPr>
-              <w:jc w:val="center"/>
-              <w:rPr>
-                <w:rFonts w:ascii="Arial" w:hAnsi="Arial" w:cs="Arial"/>
-              </w:rPr>
-            </w:pPr>
-            <w:r>
-              <w:rPr>
-                <w:rFonts w:ascii="Arial" w:hAnsi="Arial" w:cs="Arial"/>
-              </w:rPr>
-              <w:t>9</w:t>
-            </w:r>
-          </w:p>
-        </w:tc>
-        <w:tc>
-          <w:tcPr>
-            <w:tcW w:w="3689" w:type="dxa"/>
-            <w:gridSpan w:val="3"/>
-            <w:vAlign w:val="center"/>
-          </w:tcPr>
-          <w:p>
-            <w:pPr>
-              <w:rPr>
-                <w:rFonts w:ascii="Arial" w:hAnsi="Arial" w:cs="Arial"/>
-              </w:rPr>
-            </w:pPr>
-            <w:r>
-              <w:rPr>
-                <w:rFonts w:ascii="Arial" w:hAnsi="Arial" w:cs="Arial"/>
-              </w:rPr>
-              <w:t>MAHMUNIR, S.Kom.</w:t>
-            </w:r>
-          </w:p>
-        </w:tc>
-        <w:tc>
-          <w:tcPr>
-            <w:tcW w:w="3544" w:type="dxa"/>
-            <w:vAlign w:val="center"/>
-          </w:tcPr>
-          <w:p>
-            <w:pPr>
-              <w:jc w:val="center"/>
-              <w:rPr>
-                <w:rFonts w:ascii="Arial" w:hAnsi="Arial" w:cs="Arial"/>
-              </w:rPr>
-            </w:pPr>
-            <w:r>
-              <w:rPr>
-                <w:rFonts w:ascii="Arial" w:hAnsi="Arial" w:cs="Arial"/>
-              </w:rPr>
-              <w:t>Kasubbag Teknis Penyelenggaraan Pemilu, dan Hukum</w:t>
-            </w:r>
-          </w:p>
-        </w:tc>
-        <w:tc>
-          <w:tcPr>
-            <w:tcW w:w="2263" w:type="dxa"/>
-            <w:gridSpan w:val="2"/>
-            <w:vAlign w:val="center"/>
-          </w:tcPr>
-          <w:p>
-            <w:pPr>
-              <w:rPr>
-                <w:rFonts w:ascii="Arial" w:hAnsi="Arial" w:cs="Arial"/>
-              </w:rPr>
-            </w:pPr>
-            <w:r>
-              <w:rPr>
-                <w:rFonts w:ascii="Arial" w:hAnsi="Arial" w:cs="Arial"/>
-              </w:rPr>
-              <w:t>9</w:t>
-            </w:r>
-          </w:p>
-        </w:tc>
-      </w:tr>
-      <w:tr>
-        <w:tblPrEx>
-          <w:tblBorders>
-            <w:top w:val="single" w:sz="4" w:space="0" w:color="auto"/>
-            <w:left w:val="single" w:sz="4" w:space="0" w:color="auto"/>
-            <w:bottom w:val="single" w:sz="4" w:space="0" w:color="auto"/>
-            <w:right w:val="single" w:sz="4" w:space="0" w:color="auto"/>
-            <w:insideH w:val="single" w:sz="4" w:space="0" w:color="auto"/>
-            <w:insideV w:val="single" w:sz="4" w:space="0" w:color="auto"/>
-          </w:tblBorders>
-        </w:tblPrEx>
-        <w:trPr>
-          <w:trHeight w:val="753"/>
-        </w:trPr>
-        <w:tc>
-          <w:tcPr>
-            <w:tcW w:w="559" w:type="dxa"/>
-            <w:vAlign w:val="center"/>
-          </w:tcPr>
-          <w:p>
-            <w:pPr>
-              <w:jc w:val="center"/>
-              <w:rPr>
-                <w:rFonts w:ascii="Arial" w:hAnsi="Arial" w:cs="Arial"/>
-              </w:rPr>
-            </w:pPr>
-            <w:r>
-              <w:rPr>
-                <w:rFonts w:ascii="Arial" w:hAnsi="Arial" w:cs="Arial"/>
-              </w:rPr>
-              <w:t>10</w:t>
-            </w:r>
-          </w:p>
-        </w:tc>
-        <w:tc>
-          <w:tcPr>
-            <w:tcW w:w="3689" w:type="dxa"/>
-            <w:gridSpan w:val="3"/>
-            <w:vAlign w:val="center"/>
-          </w:tcPr>
-          <w:p>
-            <w:pPr>
-              <w:rPr>
-                <w:rFonts w:ascii="Arial" w:hAnsi="Arial" w:cs="Arial"/>
-              </w:rPr>
-            </w:pPr>
-            <w:r>
-              <w:rPr>
-                <w:rFonts w:ascii="Arial" w:hAnsi="Arial" w:cs="Arial"/>
-              </w:rPr>
-              <w:t>MAIMUN MAHMILUL, S.IP.</w:t>
-            </w:r>
-          </w:p>
-        </w:tc>
-        <w:tc>
-          <w:tcPr>
-            <w:tcW w:w="3544" w:type="dxa"/>
-            <w:vAlign w:val="center"/>
-          </w:tcPr>
-          <w:p>
-            <w:pPr>
-              <w:jc w:val="center"/>
-              <w:rPr>
-                <w:rFonts w:ascii="Arial" w:hAnsi="Arial" w:cs="Arial"/>
-              </w:rPr>
-            </w:pPr>
-            <w:r>
-              <w:rPr>
-                <w:rFonts w:ascii="Arial" w:hAnsi="Arial" w:cs="Arial"/>
-              </w:rPr>
-              <w:t>Kasubbag Keuangan, Umum dan Logistik</w:t>
-            </w:r>
-          </w:p>
-        </w:tc>
-        <w:tc>
-          <w:tcPr>
-            <w:tcW w:w="2263" w:type="dxa"/>
-            <w:gridSpan w:val="2"/>
-            <w:vAlign w:val="center"/>
-          </w:tcPr>
-          <w:p>
-            <w:pPr>
-              <w:jc w:val="center"/>
-              <w:rPr>
-                <w:rFonts w:ascii="Arial" w:hAnsi="Arial" w:cs="Arial"/>
-              </w:rPr>
-            </w:pPr>
-            <w:r>
-              <w:rPr>
-                <w:rFonts w:ascii="Arial" w:hAnsi="Arial" w:cs="Arial"/>
-              </w:rPr>
-              <w:t>10</w:t>
-            </w:r>
-          </w:p>
-        </w:tc>
-      </w:tr>
-      <w:tr>
-        <w:tblPrEx>
-          <w:tblBorders>
-            <w:top w:val="single" w:sz="4" w:space="0" w:color="auto"/>
-            <w:left w:val="single" w:sz="4" w:space="0" w:color="auto"/>
-            <w:bottom w:val="single" w:sz="4" w:space="0" w:color="auto"/>
-            <w:right w:val="single" w:sz="4" w:space="0" w:color="auto"/>
-            <w:insideH w:val="single" w:sz="4" w:space="0" w:color="auto"/>
-            <w:insideV w:val="single" w:sz="4" w:space="0" w:color="auto"/>
-          </w:tblBorders>
-        </w:tblPrEx>
-        <w:trPr>
-          <w:trHeight w:val="707"/>
-        </w:trPr>
-        <w:tc>
-          <w:tcPr>
-            <w:tcW w:w="559" w:type="dxa"/>
-            <w:vAlign w:val="center"/>
-          </w:tcPr>
-          <w:p>
-            <w:pPr>
-              <w:jc w:val="center"/>
-              <w:rPr>
-                <w:rFonts w:ascii="Arial" w:hAnsi="Arial" w:cs="Arial"/>
-              </w:rPr>
-            </w:pPr>
-            <w:r>
-              <w:rPr>
-                <w:rFonts w:ascii="Arial" w:hAnsi="Arial" w:cs="Arial"/>
-              </w:rPr>
-              <w:t>11</w:t>
-            </w:r>
-          </w:p>
-        </w:tc>
-        <w:tc>
-          <w:tcPr>
-            <w:tcW w:w="3689" w:type="dxa"/>
-            <w:gridSpan w:val="3"/>
-            <w:vAlign w:val="center"/>
-          </w:tcPr>
-          <w:p>
-            <w:pPr>
-              <w:rPr>
-                <w:rFonts w:ascii="Arial" w:hAnsi="Arial" w:cs="Arial"/>
-              </w:rPr>
-            </w:pPr>
-            <w:r>
-              <w:rPr>
-                <w:rFonts w:ascii="Arial" w:hAnsi="Arial" w:cs="Arial"/>
-              </w:rPr>
-              <w:t>ISNAINI, SE.</w:t>
-            </w:r>
-          </w:p>
-        </w:tc>
-        <w:tc>
-          <w:tcPr>
-            <w:tcW w:w="3544" w:type="dxa"/>
-            <w:vAlign w:val="center"/>
-          </w:tcPr>
-          <w:p>
-            <w:pPr>
-              <w:jc w:val="center"/>
-              <w:rPr>
-                <w:rFonts w:ascii="Arial" w:hAnsi="Arial" w:cs="Arial"/>
-              </w:rPr>
-            </w:pPr>
-            <w:r>
-              <w:rPr>
-                <w:rFonts w:ascii="Arial" w:hAnsi="Arial" w:cs="Arial"/>
-              </w:rPr>
-              <w:t>Analis Pengelola Keuangan APBN Ahli Muda</w:t>
-            </w:r>
-          </w:p>
-        </w:tc>
-        <w:tc>
-          <w:tcPr>
-            <w:tcW w:w="2263" w:type="dxa"/>
-            <w:gridSpan w:val="2"/>
-            <w:vAlign w:val="center"/>
-          </w:tcPr>
-          <w:p>
-            <w:pPr>
-              <w:rPr>
-                <w:rFonts w:ascii="Arial" w:hAnsi="Arial" w:cs="Arial"/>
-              </w:rPr>
-            </w:pPr>
-            <w:r>
-              <w:rPr>
-                <w:rFonts w:ascii="Arial" w:hAnsi="Arial" w:cs="Arial"/>
-              </w:rPr>
-              <w:t>11</w:t>
-            </w:r>
-          </w:p>
-        </w:tc>
-      </w:tr>
-      <w:tr>
-        <w:tblPrEx>
-          <w:tblBorders>
-            <w:top w:val="single" w:sz="4" w:space="0" w:color="auto"/>
-            <w:left w:val="single" w:sz="4" w:space="0" w:color="auto"/>
-            <w:bottom w:val="single" w:sz="4" w:space="0" w:color="auto"/>
-            <w:right w:val="single" w:sz="4" w:space="0" w:color="auto"/>
-            <w:insideH w:val="single" w:sz="4" w:space="0" w:color="auto"/>
-            <w:insideV w:val="single" w:sz="4" w:space="0" w:color="auto"/>
-          </w:tblBorders>
-        </w:tblPrEx>
-        <w:trPr>
-          <w:trHeight w:val="688"/>
-        </w:trPr>
-        <w:tc>
-          <w:tcPr>
-            <w:tcW w:w="559" w:type="dxa"/>
-            <w:vAlign w:val="center"/>
-          </w:tcPr>
-          <w:p>
-            <w:pPr>
-              <w:jc w:val="center"/>
-              <w:rPr>
-                <w:rFonts w:ascii="Arial" w:hAnsi="Arial" w:cs="Arial"/>
-              </w:rPr>
-            </w:pPr>
-            <w:r>
-              <w:rPr>
-                <w:rFonts w:ascii="Arial" w:hAnsi="Arial" w:cs="Arial"/>
-              </w:rPr>
-              <w:t>12</w:t>
-            </w:r>
-          </w:p>
-        </w:tc>
-        <w:tc>
-          <w:tcPr>
-            <w:tcW w:w="3689" w:type="dxa"/>
-            <w:gridSpan w:val="3"/>
-            <w:vAlign w:val="center"/>
-          </w:tcPr>
-          <w:p>
-            <w:pPr>
-              <w:rPr>
-                <w:rFonts w:ascii="Arial" w:hAnsi="Arial" w:cs="Arial"/>
-              </w:rPr>
-            </w:pPr>
-            <w:r>
-              <w:rPr>
-                <w:rFonts w:ascii="Arial" w:hAnsi="Arial" w:cs="Arial"/>
-              </w:rPr>
-              <w:t>NURHAYATI, A.Md.</w:t>
-            </w:r>
-          </w:p>
-        </w:tc>
-        <w:tc>
-          <w:tcPr>
-            <w:tcW w:w="3544" w:type="dxa"/>
-            <w:vAlign w:val="center"/>
-          </w:tcPr>
-          <w:p>
-            <w:pPr>
-              <w:jc w:val="center"/>
-              <w:rPr>
-                <w:rFonts w:ascii="Arial" w:hAnsi="Arial" w:cs="Arial"/>
-              </w:rPr>
-            </w:pPr>
-            <w:r>
-              <w:rPr>
-                <w:rFonts w:ascii="Arial" w:hAnsi="Arial" w:cs="Arial"/>
-              </w:rPr>
-              <w:t>Bendahara Pengeluaran</w:t>
-            </w:r>
-          </w:p>
-        </w:tc>
-        <w:tc>
-          <w:tcPr>
-            <w:tcW w:w="2263" w:type="dxa"/>
-            <w:gridSpan w:val="2"/>
-            <w:vAlign w:val="center"/>
-          </w:tcPr>
-          <w:p>
-            <w:pPr>
-              <w:jc w:val="center"/>
-              <w:rPr>
-                <w:rFonts w:ascii="Arial" w:hAnsi="Arial" w:cs="Arial"/>
-              </w:rPr>
-            </w:pPr>
-            <w:r>
-              <w:rPr>
-                <w:rFonts w:ascii="Arial" w:hAnsi="Arial" w:cs="Arial"/>
-              </w:rPr>
-              <w:t>12</w:t>
-            </w:r>
-          </w:p>
-        </w:tc>
-      </w:tr>
-      <w:tr>
-        <w:tblPrEx>
-          <w:tblBorders>
-            <w:top w:val="single" w:sz="4" w:space="0" w:color="auto"/>
-            <w:left w:val="single" w:sz="4" w:space="0" w:color="auto"/>
-            <w:bottom w:val="single" w:sz="4" w:space="0" w:color="auto"/>
-            <w:right w:val="single" w:sz="4" w:space="0" w:color="auto"/>
-            <w:insideH w:val="single" w:sz="4" w:space="0" w:color="auto"/>
-            <w:insideV w:val="single" w:sz="4" w:space="0" w:color="auto"/>
-          </w:tblBorders>
-        </w:tblPrEx>
-        <w:trPr>
-          <w:trHeight w:val="743"/>
-        </w:trPr>
-        <w:tc>
-          <w:tcPr>
-            <w:tcW w:w="559" w:type="dxa"/>
-            <w:vAlign w:val="center"/>
-          </w:tcPr>
-          <w:p>
-            <w:pPr>
-              <w:jc w:val="center"/>
-              <w:rPr>
-                <w:rFonts w:ascii="Arial" w:hAnsi="Arial" w:cs="Arial"/>
-              </w:rPr>
-            </w:pPr>
-            <w:r>
-              <w:rPr>
-                <w:rFonts w:ascii="Arial" w:hAnsi="Arial" w:cs="Arial"/>
-              </w:rPr>
-              <w:t>13</w:t>
-            </w:r>
-          </w:p>
-        </w:tc>
-        <w:tc>
-          <w:tcPr>
-            <w:tcW w:w="3689" w:type="dxa"/>
-            <w:gridSpan w:val="3"/>
-            <w:vAlign w:val="center"/>
-          </w:tcPr>
-          <w:p>
-            <w:pPr>
-              <w:rPr>
-                <w:rFonts w:ascii="Arial" w:hAnsi="Arial" w:cs="Arial"/>
-              </w:rPr>
-            </w:pPr>
-            <w:r>
-              <w:rPr>
-                <w:rFonts w:ascii="Arial" w:hAnsi="Arial" w:cs="Arial"/>
-              </w:rPr>
-              <w:t>FAZIL BASRI, S.Kom.</w:t>
-            </w:r>
-          </w:p>
-        </w:tc>
-        <w:tc>
-          <w:tcPr>
-            <w:tcW w:w="3544" w:type="dxa"/>
-            <w:vAlign w:val="center"/>
-          </w:tcPr>
-          <w:p>
-            <w:pPr>
-              <w:jc w:val="center"/>
-              <w:rPr>
-                <w:rFonts w:ascii="Arial" w:hAnsi="Arial" w:cs="Arial"/>
-              </w:rPr>
-            </w:pPr>
-            <w:r>
-              <w:rPr>
-                <w:rFonts w:ascii="Arial" w:hAnsi="Arial" w:cs="Arial"/>
-              </w:rPr>
-              <w:t>Notulen</w:t>
-            </w:r>
-          </w:p>
-        </w:tc>
-        <w:tc>
-          <w:tcPr>
-            <w:tcW w:w="2263" w:type="dxa"/>
-            <w:gridSpan w:val="2"/>
-            <w:vAlign w:val="center"/>
-          </w:tcPr>
-          <w:p>
-            <w:pPr>
-              <w:rPr>
-                <w:rFonts w:ascii="Arial" w:hAnsi="Arial" w:cs="Arial"/>
-              </w:rPr>
-            </w:pPr>
-            <w:r>
-              <w:rPr>
-                <w:rFonts w:ascii="Arial" w:hAnsi="Arial" w:cs="Arial"/>
-              </w:rPr>
-              <w:t>13</w:t>
+              <w:t>{/peserta}</w:t>
             </w:r>
           </w:p>
         </w:tc>

--- a/templates/ABSEN_template.docx
+++ b/templates/ABSEN_template.docx
@@ -633,7 +633,6 @@
           </w:p>
           <w:p>
             <w:pPr>
-              <w:jc w:val="center"/>
               <w:rPr>
                 <w:rFonts w:ascii="Arial" w:hAnsi="Arial" w:cs="Arial"/>
               </w:rPr>
